--- a/Pneumonia_Project_Report.docx
+++ b/Pneumonia_Project_Report.docx
@@ -43,6 +43,10 @@
       <w:pPr>
         <w:spacing w:after="600"/>
         <w:jc w:val="center"/>
+        <w:rPr>
+          <w:sz w:val="24"/>
+          <w:szCs w:val="24"/>
+        </w:rPr>
       </w:pPr>
       <w:r>
         <w:rPr>
@@ -74,12 +78,6 @@
         <w:gridCol w:w="7160"/>
       </w:tblGrid>
       <w:tr>
-        <w:tblPrEx>
-          <w:tblCellMar>
-            <w:top w:w="0" w:type="dxa"/>
-            <w:bottom w:w="0" w:type="dxa"/>
-          </w:tblCellMar>
-        </w:tblPrEx>
         <w:tc>
           <w:tcPr>
             <w:tcW w:w="2200" w:type="dxa"/>
@@ -132,12 +130,6 @@
         </w:tc>
       </w:tr>
       <w:tr>
-        <w:tblPrEx>
-          <w:tblCellMar>
-            <w:top w:w="0" w:type="dxa"/>
-            <w:bottom w:w="0" w:type="dxa"/>
-          </w:tblCellMar>
-        </w:tblPrEx>
         <w:tc>
           <w:tcPr>
             <w:tcW w:w="2200" w:type="dxa"/>
@@ -188,12 +180,6 @@
         </w:tc>
       </w:tr>
       <w:tr>
-        <w:tblPrEx>
-          <w:tblCellMar>
-            <w:top w:w="0" w:type="dxa"/>
-            <w:bottom w:w="0" w:type="dxa"/>
-          </w:tblCellMar>
-        </w:tblPrEx>
         <w:tc>
           <w:tcPr>
             <w:tcW w:w="2200" w:type="dxa"/>
@@ -236,34 +222,12 @@
                 <w:sz w:val="20"/>
                 <w:szCs w:val="20"/>
               </w:rPr>
-              <w:t>Chest X-Ray Pneumonia (</w:t>
-            </w:r>
-            <w:proofErr w:type="spellStart"/>
-            <w:r>
-              <w:rPr>
-                <w:sz w:val="20"/>
-                <w:szCs w:val="20"/>
-              </w:rPr>
-              <w:t>Kermany</w:t>
-            </w:r>
-            <w:proofErr w:type="spellEnd"/>
-            <w:r>
-              <w:rPr>
-                <w:sz w:val="20"/>
-                <w:szCs w:val="20"/>
-              </w:rPr>
-              <w:t xml:space="preserve"> et al., 2018)</w:t>
+              <w:t>Chest X-Ray Pneumonia (Kermany et al., 2018)</w:t>
             </w:r>
           </w:p>
         </w:tc>
       </w:tr>
       <w:tr>
-        <w:tblPrEx>
-          <w:tblCellMar>
-            <w:top w:w="0" w:type="dxa"/>
-            <w:bottom w:w="0" w:type="dxa"/>
-          </w:tblCellMar>
-        </w:tblPrEx>
         <w:tc>
           <w:tcPr>
             <w:tcW w:w="2200" w:type="dxa"/>
@@ -314,12 +278,6 @@
         </w:tc>
       </w:tr>
       <w:tr>
-        <w:tblPrEx>
-          <w:tblCellMar>
-            <w:top w:w="0" w:type="dxa"/>
-            <w:bottom w:w="0" w:type="dxa"/>
-          </w:tblCellMar>
-        </w:tblPrEx>
         <w:tc>
           <w:tcPr>
             <w:tcW w:w="2200" w:type="dxa"/>
@@ -366,6 +324,368 @@
         </w:tc>
       </w:tr>
     </w:tbl>
+    <w:p>
+      <w:pPr>
+        <w:spacing w:after="600"/>
+      </w:pPr>
+    </w:p>
+    <w:tbl>
+      <w:tblPr>
+        <w:tblpPr w:leftFromText="180" w:rightFromText="180" w:vertAnchor="text" w:horzAnchor="margin" w:tblpY="-27"/>
+        <w:tblW w:w="9445" w:type="dxa"/>
+        <w:tblBorders>
+          <w:top w:val="single" w:sz="4" w:space="0" w:color="CBD5E1"/>
+          <w:left w:val="single" w:sz="4" w:space="0" w:color="CBD5E1"/>
+          <w:bottom w:val="single" w:sz="4" w:space="0" w:color="CBD5E1"/>
+          <w:right w:val="single" w:sz="4" w:space="0" w:color="CBD5E1"/>
+          <w:insideH w:val="single" w:sz="4" w:space="0" w:color="auto"/>
+          <w:insideV w:val="single" w:sz="4" w:space="0" w:color="auto"/>
+        </w:tblBorders>
+        <w:tblCellMar>
+          <w:left w:w="10" w:type="dxa"/>
+          <w:right w:w="10" w:type="dxa"/>
+        </w:tblCellMar>
+        <w:tblLook w:val="04A0" w:firstRow="1" w:lastRow="0" w:firstColumn="1" w:lastColumn="0" w:noHBand="0" w:noVBand="1"/>
+      </w:tblPr>
+      <w:tblGrid>
+        <w:gridCol w:w="499"/>
+        <w:gridCol w:w="3428"/>
+        <w:gridCol w:w="2374"/>
+        <w:gridCol w:w="3144"/>
+      </w:tblGrid>
+      <w:tr>
+        <w:trPr>
+          <w:trHeight w:val="349"/>
+          <w:tblHeader/>
+        </w:trPr>
+        <w:tc>
+          <w:tcPr>
+            <w:tcW w:w="499" w:type="dxa"/>
+            <w:shd w:val="clear" w:color="auto" w:fill="1E3A5F"/>
+          </w:tcPr>
+          <w:p>
+            <w:pPr>
+              <w:spacing w:before="80" w:after="80"/>
+              <w:jc w:val="center"/>
+            </w:pPr>
+            <w:r>
+              <w:rPr>
+                <w:b/>
+                <w:bCs/>
+                <w:color w:val="FFFFFF"/>
+              </w:rPr>
+              <w:t>#</w:t>
+            </w:r>
+          </w:p>
+        </w:tc>
+        <w:tc>
+          <w:tcPr>
+            <w:tcW w:w="3428" w:type="dxa"/>
+            <w:shd w:val="clear" w:color="auto" w:fill="1E3A5F"/>
+          </w:tcPr>
+          <w:p>
+            <w:pPr>
+              <w:spacing w:before="80" w:after="80"/>
+              <w:jc w:val="center"/>
+            </w:pPr>
+            <w:r>
+              <w:rPr>
+                <w:b/>
+                <w:bCs/>
+                <w:color w:val="FFFFFF"/>
+              </w:rPr>
+              <w:t>Full Name</w:t>
+            </w:r>
+          </w:p>
+        </w:tc>
+        <w:tc>
+          <w:tcPr>
+            <w:tcW w:w="2374" w:type="dxa"/>
+            <w:shd w:val="clear" w:color="auto" w:fill="1E3A5F"/>
+          </w:tcPr>
+          <w:p>
+            <w:pPr>
+              <w:spacing w:before="80" w:after="80"/>
+              <w:jc w:val="center"/>
+            </w:pPr>
+            <w:r>
+              <w:rPr>
+                <w:b/>
+                <w:bCs/>
+                <w:color w:val="FFFFFF"/>
+              </w:rPr>
+              <w:t>Student ID</w:t>
+            </w:r>
+          </w:p>
+        </w:tc>
+        <w:tc>
+          <w:tcPr>
+            <w:tcW w:w="3144" w:type="dxa"/>
+            <w:shd w:val="clear" w:color="auto" w:fill="1E3A5F"/>
+          </w:tcPr>
+          <w:p>
+            <w:pPr>
+              <w:spacing w:before="80" w:after="80"/>
+              <w:jc w:val="center"/>
+              <w:rPr>
+                <w:b/>
+                <w:bCs/>
+                <w:color w:val="FFFFFF"/>
+              </w:rPr>
+            </w:pPr>
+            <w:r>
+              <w:rPr>
+                <w:b/>
+                <w:bCs/>
+                <w:color w:val="FFFFFF"/>
+              </w:rPr>
+              <w:t>Program</w:t>
+            </w:r>
+          </w:p>
+        </w:tc>
+      </w:tr>
+      <w:tr>
+        <w:trPr>
+          <w:trHeight w:val="345"/>
+        </w:trPr>
+        <w:tc>
+          <w:tcPr>
+            <w:tcW w:w="499" w:type="dxa"/>
+            <w:shd w:val="clear" w:color="auto" w:fill="FFFFFF" w:themeFill="background1"/>
+          </w:tcPr>
+          <w:p>
+            <w:pPr>
+              <w:spacing w:before="60" w:after="60"/>
+              <w:jc w:val="center"/>
+            </w:pPr>
+            <w:r>
+              <w:rPr>
+                <w:color w:val="1F2937"/>
+              </w:rPr>
+              <w:t>1</w:t>
+            </w:r>
+          </w:p>
+        </w:tc>
+        <w:tc>
+          <w:tcPr>
+            <w:tcW w:w="3428" w:type="dxa"/>
+            <w:shd w:val="clear" w:color="auto" w:fill="FFFFFF" w:themeFill="background1"/>
+          </w:tcPr>
+          <w:p>
+            <w:pPr>
+              <w:spacing w:before="60" w:after="60"/>
+            </w:pPr>
+            <w:r>
+              <w:rPr>
+                <w:color w:val="1F2937"/>
+              </w:rPr>
+              <w:t>MD. Shakil Hossain</w:t>
+            </w:r>
+          </w:p>
+        </w:tc>
+        <w:tc>
+          <w:tcPr>
+            <w:tcW w:w="2374" w:type="dxa"/>
+            <w:shd w:val="clear" w:color="auto" w:fill="FFFFFF" w:themeFill="background1"/>
+          </w:tcPr>
+          <w:p>
+            <w:pPr>
+              <w:spacing w:before="60" w:after="60"/>
+              <w:jc w:val="center"/>
+            </w:pPr>
+            <w:r>
+              <w:rPr>
+                <w:color w:val="1F2937"/>
+              </w:rPr>
+              <w:t>22-46885-1</w:t>
+            </w:r>
+          </w:p>
+        </w:tc>
+        <w:tc>
+          <w:tcPr>
+            <w:tcW w:w="3144" w:type="dxa"/>
+            <w:shd w:val="clear" w:color="auto" w:fill="FFFFFF" w:themeFill="background1"/>
+          </w:tcPr>
+          <w:p>
+            <w:pPr>
+              <w:spacing w:before="60" w:after="60"/>
+              <w:jc w:val="center"/>
+              <w:rPr>
+                <w:color w:val="1F2937"/>
+              </w:rPr>
+            </w:pPr>
+            <w:r>
+              <w:rPr>
+                <w:color w:val="1F2937"/>
+              </w:rPr>
+              <w:t>BSc CSE</w:t>
+            </w:r>
+          </w:p>
+        </w:tc>
+      </w:tr>
+      <w:tr>
+        <w:trPr>
+          <w:trHeight w:val="316"/>
+        </w:trPr>
+        <w:tc>
+          <w:tcPr>
+            <w:tcW w:w="499" w:type="dxa"/>
+          </w:tcPr>
+          <w:p>
+            <w:pPr>
+              <w:spacing w:before="60" w:after="60"/>
+              <w:jc w:val="center"/>
+            </w:pPr>
+            <w:r>
+              <w:rPr>
+                <w:color w:val="1F2937"/>
+              </w:rPr>
+              <w:t>2</w:t>
+            </w:r>
+          </w:p>
+        </w:tc>
+        <w:tc>
+          <w:tcPr>
+            <w:tcW w:w="3428" w:type="dxa"/>
+          </w:tcPr>
+          <w:p>
+            <w:pPr>
+              <w:spacing w:before="60" w:after="60"/>
+            </w:pPr>
+            <w:r>
+              <w:rPr>
+                <w:color w:val="1F2937"/>
+              </w:rPr>
+              <w:t>Alif Shahriar Likhan</w:t>
+            </w:r>
+          </w:p>
+        </w:tc>
+        <w:tc>
+          <w:tcPr>
+            <w:tcW w:w="2374" w:type="dxa"/>
+          </w:tcPr>
+          <w:p>
+            <w:pPr>
+              <w:spacing w:before="60" w:after="60"/>
+              <w:jc w:val="center"/>
+            </w:pPr>
+            <w:r>
+              <w:t>23-53530-3</w:t>
+            </w:r>
+          </w:p>
+        </w:tc>
+        <w:tc>
+          <w:tcPr>
+            <w:tcW w:w="3144" w:type="dxa"/>
+          </w:tcPr>
+          <w:p>
+            <w:pPr>
+              <w:spacing w:before="60" w:after="60"/>
+              <w:jc w:val="center"/>
+              <w:rPr>
+                <w:color w:val="1F2937"/>
+              </w:rPr>
+            </w:pPr>
+            <w:r>
+              <w:rPr>
+                <w:color w:val="1F2937"/>
+              </w:rPr>
+              <w:t>BSc CSE</w:t>
+            </w:r>
+          </w:p>
+        </w:tc>
+      </w:tr>
+      <w:tr>
+        <w:trPr>
+          <w:trHeight w:val="316"/>
+        </w:trPr>
+        <w:tc>
+          <w:tcPr>
+            <w:tcW w:w="499" w:type="dxa"/>
+            <w:shd w:val="clear" w:color="auto" w:fill="FFFFFF" w:themeFill="background1"/>
+          </w:tcPr>
+          <w:p>
+            <w:pPr>
+              <w:spacing w:before="60" w:after="60"/>
+              <w:jc w:val="center"/>
+            </w:pPr>
+            <w:r>
+              <w:rPr>
+                <w:color w:val="1F2937"/>
+              </w:rPr>
+              <w:t>3</w:t>
+            </w:r>
+          </w:p>
+        </w:tc>
+        <w:tc>
+          <w:tcPr>
+            <w:tcW w:w="3428" w:type="dxa"/>
+            <w:shd w:val="clear" w:color="auto" w:fill="FFFFFF" w:themeFill="background1"/>
+          </w:tcPr>
+          <w:p>
+            <w:pPr>
+              <w:spacing w:before="60" w:after="60"/>
+            </w:pPr>
+            <w:r>
+              <w:rPr>
+                <w:color w:val="1F2937"/>
+              </w:rPr>
+              <w:t>Mashrafi Ibne Zianoor Chowdhury</w:t>
+            </w:r>
+          </w:p>
+        </w:tc>
+        <w:tc>
+          <w:tcPr>
+            <w:tcW w:w="2374" w:type="dxa"/>
+            <w:shd w:val="clear" w:color="auto" w:fill="FFFFFF" w:themeFill="background1"/>
+          </w:tcPr>
+          <w:p>
+            <w:pPr>
+              <w:spacing w:before="60" w:after="60"/>
+              <w:jc w:val="center"/>
+            </w:pPr>
+            <w:r>
+              <w:rPr>
+                <w:color w:val="1F2937"/>
+              </w:rPr>
+              <w:t>24-57898-2</w:t>
+            </w:r>
+          </w:p>
+        </w:tc>
+        <w:tc>
+          <w:tcPr>
+            <w:tcW w:w="3144" w:type="dxa"/>
+            <w:shd w:val="clear" w:color="auto" w:fill="FFFFFF" w:themeFill="background1"/>
+          </w:tcPr>
+          <w:p>
+            <w:pPr>
+              <w:spacing w:before="60" w:after="60"/>
+              <w:jc w:val="center"/>
+              <w:rPr>
+                <w:color w:val="1F2937"/>
+              </w:rPr>
+            </w:pPr>
+            <w:r>
+              <w:rPr>
+                <w:color w:val="1F2937"/>
+              </w:rPr>
+              <w:t xml:space="preserve">BSc </w:t>
+            </w:r>
+            <w:r>
+              <w:rPr>
+                <w:color w:val="1F2937"/>
+              </w:rPr>
+              <w:t>CNCS</w:t>
+            </w:r>
+          </w:p>
+        </w:tc>
+      </w:tr>
+    </w:tbl>
+    <w:p>
+      <w:pPr>
+        <w:spacing w:after="600"/>
+      </w:pPr>
+    </w:p>
     <w:p>
       <w:pPr>
         <w:pageBreakBefore/>
@@ -480,15 +800,7 @@
         <w:jc w:val="both"/>
       </w:pPr>
       <w:r>
-        <w:t xml:space="preserve">The original </w:t>
-      </w:r>
-      <w:proofErr w:type="spellStart"/>
-      <w:r>
-        <w:t>Kermany</w:t>
-      </w:r>
-      <w:proofErr w:type="spellEnd"/>
-      <w:r>
-        <w:t xml:space="preserve"> dataset ships with a validation folder containing only 16 images , making reliable hyperparameter tuning impossible. More critically, inspection of the original train and test folders reveals that patient-level data leakage exists — the same patient's images appear in both training and test sets. This leakage inflates reported accuracy figures in the literature. This project addresses this gap by:</w:t>
+        <w:t>The original Kermany dataset ships with a validation folder containing only 16 images , making reliable hyperparameter tuning impossible. More critically, inspection of the original train and test folders reveals that patient-level data leakage exists — the same patient's images appear in both training and test sets. This leakage inflates reported accuracy figures in the literature. This project addresses this gap by:</w:t>
       </w:r>
     </w:p>
     <w:p>
@@ -528,7 +840,10 @@
     </w:p>
     <w:p>
       <w:pPr>
-        <w:pageBreakBefore/>
+        <w:pStyle w:val="Heading1"/>
+        <w:pBdr>
+          <w:bottom w:val="single" w:sz="6" w:space="0" w:color="2E75B6"/>
+        </w:pBdr>
       </w:pPr>
     </w:p>
     <w:p>
@@ -573,12 +888,6 @@
         <w:gridCol w:w="5303"/>
       </w:tblGrid>
       <w:tr>
-        <w:tblPrEx>
-          <w:tblCellMar>
-            <w:top w:w="0" w:type="dxa"/>
-            <w:bottom w:w="0" w:type="dxa"/>
-          </w:tblCellMar>
-        </w:tblPrEx>
         <w:trPr>
           <w:tblHeader/>
         </w:trPr>
@@ -638,12 +947,6 @@
         </w:tc>
       </w:tr>
       <w:tr>
-        <w:tblPrEx>
-          <w:tblCellMar>
-            <w:top w:w="0" w:type="dxa"/>
-            <w:bottom w:w="0" w:type="dxa"/>
-          </w:tblCellMar>
-        </w:tblPrEx>
         <w:tc>
           <w:tcPr>
             <w:tcW w:w="4057" w:type="dxa"/>
@@ -692,12 +995,6 @@
         </w:tc>
       </w:tr>
       <w:tr>
-        <w:tblPrEx>
-          <w:tblCellMar>
-            <w:top w:w="0" w:type="dxa"/>
-            <w:bottom w:w="0" w:type="dxa"/>
-          </w:tblCellMar>
-        </w:tblPrEx>
         <w:tc>
           <w:tcPr>
             <w:tcW w:w="4057" w:type="dxa"/>
@@ -737,32 +1034,17 @@
             <w:pPr>
               <w:spacing w:before="60" w:after="60"/>
             </w:pPr>
-            <w:proofErr w:type="spellStart"/>
-            <w:r>
-              <w:rPr>
-                <w:sz w:val="20"/>
-                <w:szCs w:val="20"/>
-              </w:rPr>
-              <w:t>Kermany</w:t>
-            </w:r>
-            <w:proofErr w:type="spellEnd"/>
-            <w:r>
-              <w:rPr>
-                <w:sz w:val="20"/>
-                <w:szCs w:val="20"/>
-              </w:rPr>
-              <w:t xml:space="preserve">, D.S. et al. (2018). Identifying Medical Diagnoses and Treatable Diseases by Image-Based Deep Learning. </w:t>
+            <w:r>
+              <w:rPr>
+                <w:sz w:val="20"/>
+                <w:szCs w:val="20"/>
+              </w:rPr>
+              <w:t xml:space="preserve">Kermany, D.S. et al. (2018). Identifying Medical Diagnoses and Treatable Diseases by Image-Based Deep Learning. </w:t>
             </w:r>
           </w:p>
         </w:tc>
       </w:tr>
       <w:tr>
-        <w:tblPrEx>
-          <w:tblCellMar>
-            <w:top w:w="0" w:type="dxa"/>
-            <w:bottom w:w="0" w:type="dxa"/>
-          </w:tblCellMar>
-        </w:tblPrEx>
         <w:tc>
           <w:tcPr>
             <w:tcW w:w="4057" w:type="dxa"/>
@@ -811,12 +1093,6 @@
         </w:tc>
       </w:tr>
       <w:tr>
-        <w:tblPrEx>
-          <w:tblCellMar>
-            <w:top w:w="0" w:type="dxa"/>
-            <w:bottom w:w="0" w:type="dxa"/>
-          </w:tblCellMar>
-        </w:tblPrEx>
         <w:tc>
           <w:tcPr>
             <w:tcW w:w="4057" w:type="dxa"/>
@@ -867,12 +1143,6 @@
         </w:tc>
       </w:tr>
       <w:tr>
-        <w:tblPrEx>
-          <w:tblCellMar>
-            <w:top w:w="0" w:type="dxa"/>
-            <w:bottom w:w="0" w:type="dxa"/>
-          </w:tblCellMar>
-        </w:tblPrEx>
         <w:tc>
           <w:tcPr>
             <w:tcW w:w="4057" w:type="dxa"/>
@@ -921,12 +1191,6 @@
         </w:tc>
       </w:tr>
       <w:tr>
-        <w:tblPrEx>
-          <w:tblCellMar>
-            <w:top w:w="0" w:type="dxa"/>
-            <w:bottom w:w="0" w:type="dxa"/>
-          </w:tblCellMar>
-        </w:tblPrEx>
         <w:tc>
           <w:tcPr>
             <w:tcW w:w="4057" w:type="dxa"/>
@@ -1020,6 +1284,7 @@
         <w:spacing w:after="80"/>
       </w:pPr>
       <w:r>
+        <w:lastRenderedPageBreak/>
         <w:t>Pediatric data: extra care applies. No personal records were handled beyond the public Kaggle release.</w:t>
       </w:r>
     </w:p>
@@ -1057,7 +1322,10 @@
     </w:p>
     <w:p>
       <w:pPr>
-        <w:pageBreakBefore/>
+        <w:pStyle w:val="Heading1"/>
+        <w:pBdr>
+          <w:bottom w:val="single" w:sz="6" w:space="0" w:color="2E75B6"/>
+        </w:pBdr>
       </w:pPr>
     </w:p>
     <w:p>
@@ -1111,12 +1379,6 @@
         <w:gridCol w:w="4680"/>
       </w:tblGrid>
       <w:tr>
-        <w:tblPrEx>
-          <w:tblCellMar>
-            <w:top w:w="0" w:type="dxa"/>
-            <w:bottom w:w="0" w:type="dxa"/>
-          </w:tblCellMar>
-        </w:tblPrEx>
         <w:trPr>
           <w:tblHeader/>
         </w:trPr>
@@ -1176,12 +1438,6 @@
         </w:tc>
       </w:tr>
       <w:tr>
-        <w:tblPrEx>
-          <w:tblCellMar>
-            <w:top w:w="0" w:type="dxa"/>
-            <w:bottom w:w="0" w:type="dxa"/>
-          </w:tblCellMar>
-        </w:tblPrEx>
         <w:tc>
           <w:tcPr>
             <w:tcW w:w="4680" w:type="dxa"/>
@@ -1224,34 +1480,12 @@
                 <w:sz w:val="20"/>
                 <w:szCs w:val="20"/>
               </w:rPr>
-              <w:t xml:space="preserve">5,856 JPEG files across train / </w:t>
-            </w:r>
-            <w:proofErr w:type="spellStart"/>
-            <w:r>
-              <w:rPr>
-                <w:sz w:val="20"/>
-                <w:szCs w:val="20"/>
-              </w:rPr>
-              <w:t>val</w:t>
-            </w:r>
-            <w:proofErr w:type="spellEnd"/>
-            <w:r>
-              <w:rPr>
-                <w:sz w:val="20"/>
-                <w:szCs w:val="20"/>
-              </w:rPr>
-              <w:t xml:space="preserve"> / test folders</w:t>
+              <w:t>5,856 JPEG files across train / val / test folders</w:t>
             </w:r>
           </w:p>
         </w:tc>
       </w:tr>
       <w:tr>
-        <w:tblPrEx>
-          <w:tblCellMar>
-            <w:top w:w="0" w:type="dxa"/>
-            <w:bottom w:w="0" w:type="dxa"/>
-          </w:tblCellMar>
-        </w:tblPrEx>
         <w:tc>
           <w:tcPr>
             <w:tcW w:w="4680" w:type="dxa"/>
@@ -1330,12 +1564,6 @@
         </w:tc>
       </w:tr>
       <w:tr>
-        <w:tblPrEx>
-          <w:tblCellMar>
-            <w:top w:w="0" w:type="dxa"/>
-            <w:bottom w:w="0" w:type="dxa"/>
-          </w:tblCellMar>
-        </w:tblPrEx>
         <w:tc>
           <w:tcPr>
             <w:tcW w:w="4680" w:type="dxa"/>
@@ -1384,12 +1612,6 @@
         </w:tc>
       </w:tr>
       <w:tr>
-        <w:tblPrEx>
-          <w:tblCellMar>
-            <w:top w:w="0" w:type="dxa"/>
-            <w:bottom w:w="0" w:type="dxa"/>
-          </w:tblCellMar>
-        </w:tblPrEx>
         <w:tc>
           <w:tcPr>
             <w:tcW w:w="4680" w:type="dxa"/>
@@ -1461,12 +1683,6 @@
         </w:tc>
       </w:tr>
       <w:tr>
-        <w:tblPrEx>
-          <w:tblCellMar>
-            <w:top w:w="0" w:type="dxa"/>
-            <w:bottom w:w="0" w:type="dxa"/>
-          </w:tblCellMar>
-        </w:tblPrEx>
         <w:tc>
           <w:tcPr>
             <w:tcW w:w="4680" w:type="dxa"/>
@@ -1545,12 +1761,6 @@
         </w:tc>
       </w:tr>
       <w:tr>
-        <w:tblPrEx>
-          <w:tblCellMar>
-            <w:top w:w="0" w:type="dxa"/>
-            <w:bottom w:w="0" w:type="dxa"/>
-          </w:tblCellMar>
-        </w:tblPrEx>
         <w:tc>
           <w:tcPr>
             <w:tcW w:w="4680" w:type="dxa"/>
@@ -1741,12 +1951,6 @@
         <w:gridCol w:w="3120"/>
       </w:tblGrid>
       <w:tr>
-        <w:tblPrEx>
-          <w:tblCellMar>
-            <w:top w:w="0" w:type="dxa"/>
-            <w:bottom w:w="0" w:type="dxa"/>
-          </w:tblCellMar>
-        </w:tblPrEx>
         <w:trPr>
           <w:tblHeader/>
         </w:trPr>
@@ -1833,12 +2037,6 @@
         </w:tc>
       </w:tr>
       <w:tr>
-        <w:tblPrEx>
-          <w:tblCellMar>
-            <w:top w:w="0" w:type="dxa"/>
-            <w:bottom w:w="0" w:type="dxa"/>
-          </w:tblCellMar>
-        </w:tblPrEx>
         <w:tc>
           <w:tcPr>
             <w:tcW w:w="3120" w:type="dxa"/>
@@ -1910,12 +2108,6 @@
         </w:tc>
       </w:tr>
       <w:tr>
-        <w:tblPrEx>
-          <w:tblCellMar>
-            <w:top w:w="0" w:type="dxa"/>
-            <w:bottom w:w="0" w:type="dxa"/>
-          </w:tblCellMar>
-        </w:tblPrEx>
         <w:tc>
           <w:tcPr>
             <w:tcW w:w="3120" w:type="dxa"/>
@@ -1990,12 +2182,6 @@
         </w:tc>
       </w:tr>
       <w:tr>
-        <w:tblPrEx>
-          <w:tblCellMar>
-            <w:top w:w="0" w:type="dxa"/>
-            <w:bottom w:w="0" w:type="dxa"/>
-          </w:tblCellMar>
-        </w:tblPrEx>
         <w:tc>
           <w:tcPr>
             <w:tcW w:w="3120" w:type="dxa"/>
@@ -2104,12 +2290,6 @@
         <w:gridCol w:w="3120"/>
       </w:tblGrid>
       <w:tr>
-        <w:tblPrEx>
-          <w:tblCellMar>
-            <w:top w:w="0" w:type="dxa"/>
-            <w:bottom w:w="0" w:type="dxa"/>
-          </w:tblCellMar>
-        </w:tblPrEx>
         <w:trPr>
           <w:tblHeader/>
         </w:trPr>
@@ -2196,12 +2376,6 @@
         </w:tc>
       </w:tr>
       <w:tr>
-        <w:tblPrEx>
-          <w:tblCellMar>
-            <w:top w:w="0" w:type="dxa"/>
-            <w:bottom w:w="0" w:type="dxa"/>
-          </w:tblCellMar>
-        </w:tblPrEx>
         <w:tc>
           <w:tcPr>
             <w:tcW w:w="3120" w:type="dxa"/>
@@ -2273,12 +2447,6 @@
         </w:tc>
       </w:tr>
       <w:tr>
-        <w:tblPrEx>
-          <w:tblCellMar>
-            <w:top w:w="0" w:type="dxa"/>
-            <w:bottom w:w="0" w:type="dxa"/>
-          </w:tblCellMar>
-        </w:tblPrEx>
         <w:tc>
           <w:tcPr>
             <w:tcW w:w="3120" w:type="dxa"/>
@@ -2353,12 +2521,6 @@
         </w:tc>
       </w:tr>
       <w:tr>
-        <w:tblPrEx>
-          <w:tblCellMar>
-            <w:top w:w="0" w:type="dxa"/>
-            <w:bottom w:w="0" w:type="dxa"/>
-          </w:tblCellMar>
-        </w:tblPrEx>
         <w:tc>
           <w:tcPr>
             <w:tcW w:w="3120" w:type="dxa"/>
@@ -2430,12 +2592,6 @@
         </w:tc>
       </w:tr>
       <w:tr>
-        <w:tblPrEx>
-          <w:tblCellMar>
-            <w:top w:w="0" w:type="dxa"/>
-            <w:bottom w:w="0" w:type="dxa"/>
-          </w:tblCellMar>
-        </w:tblPrEx>
         <w:tc>
           <w:tcPr>
             <w:tcW w:w="3120" w:type="dxa"/>
@@ -2510,12 +2666,6 @@
         </w:tc>
       </w:tr>
       <w:tr>
-        <w:tblPrEx>
-          <w:tblCellMar>
-            <w:top w:w="0" w:type="dxa"/>
-            <w:bottom w:w="0" w:type="dxa"/>
-          </w:tblCellMar>
-        </w:tblPrEx>
         <w:tc>
           <w:tcPr>
             <w:tcW w:w="3120" w:type="dxa"/>
@@ -2581,33 +2731,12 @@
                 <w:sz w:val="20"/>
                 <w:szCs w:val="20"/>
               </w:rPr>
-              <w:t xml:space="preserve">Inverse-frequency weights used during </w:t>
-            </w:r>
-            <w:proofErr w:type="spellStart"/>
-            <w:r>
-              <w:rPr>
-                <w:sz w:val="20"/>
-                <w:szCs w:val="20"/>
-              </w:rPr>
-              <w:t>model.fit</w:t>
-            </w:r>
-            <w:proofErr w:type="spellEnd"/>
-            <w:r>
-              <w:rPr>
-                <w:sz w:val="20"/>
-                <w:szCs w:val="20"/>
-              </w:rPr>
-              <w:t>() to address 2.9:1 imbalance</w:t>
+              <w:t>Inverse-frequency weights used during model.fit() to address 2.9:1 imbalance</w:t>
             </w:r>
           </w:p>
         </w:tc>
       </w:tr>
     </w:tbl>
-    <w:p>
-      <w:pPr>
-        <w:pageBreakBefore/>
-      </w:pPr>
-    </w:p>
     <w:p>
       <w:pPr>
         <w:pStyle w:val="Heading1"/>
@@ -2657,12 +2786,6 @@
         <w:gridCol w:w="2340"/>
       </w:tblGrid>
       <w:tr>
-        <w:tblPrEx>
-          <w:tblCellMar>
-            <w:top w:w="0" w:type="dxa"/>
-            <w:bottom w:w="0" w:type="dxa"/>
-          </w:tblCellMar>
-        </w:tblPrEx>
         <w:trPr>
           <w:tblHeader/>
         </w:trPr>
@@ -2776,12 +2899,6 @@
         </w:tc>
       </w:tr>
       <w:tr>
-        <w:tblPrEx>
-          <w:tblCellMar>
-            <w:top w:w="0" w:type="dxa"/>
-            <w:bottom w:w="0" w:type="dxa"/>
-          </w:tblCellMar>
-        </w:tblPrEx>
         <w:tc>
           <w:tcPr>
             <w:tcW w:w="2340" w:type="dxa"/>
@@ -2876,12 +2993,6 @@
         </w:tc>
       </w:tr>
       <w:tr>
-        <w:tblPrEx>
-          <w:tblCellMar>
-            <w:top w:w="0" w:type="dxa"/>
-            <w:bottom w:w="0" w:type="dxa"/>
-          </w:tblCellMar>
-        </w:tblPrEx>
         <w:tc>
           <w:tcPr>
             <w:tcW w:w="2340" w:type="dxa"/>
@@ -2980,12 +3091,6 @@
         </w:tc>
       </w:tr>
       <w:tr>
-        <w:tblPrEx>
-          <w:tblCellMar>
-            <w:top w:w="0" w:type="dxa"/>
-            <w:bottom w:w="0" w:type="dxa"/>
-          </w:tblCellMar>
-        </w:tblPrEx>
         <w:tc>
           <w:tcPr>
             <w:tcW w:w="2340" w:type="dxa"/>
@@ -3080,12 +3185,6 @@
         </w:tc>
       </w:tr>
       <w:tr>
-        <w:tblPrEx>
-          <w:tblCellMar>
-            <w:top w:w="0" w:type="dxa"/>
-            <w:bottom w:w="0" w:type="dxa"/>
-          </w:tblCellMar>
-        </w:tblPrEx>
         <w:tc>
           <w:tcPr>
             <w:tcW w:w="2340" w:type="dxa"/>
@@ -3195,13 +3294,9 @@
         <w:jc w:val="both"/>
       </w:pPr>
       <w:r>
+        <w:lastRenderedPageBreak/>
         <w:t>This baseline demonstrates why accuracy is misleading for this dataset: a model that never examines the image and always says 'Pneumonia' achieves 74% accuracy, yet completely fails to identify any Normal case (recall = 0 for Normal class). Any trained model must substantially outperform this on per-class recall and F1-score to be considered useful.</w:t>
       </w:r>
-    </w:p>
-    <w:p>
-      <w:pPr>
-        <w:pageBreakBefore/>
-      </w:pPr>
     </w:p>
     <w:p>
       <w:pPr>
@@ -3210,8 +3305,16 @@
           <w:bottom w:val="single" w:sz="6" w:space="0" w:color="2E75B6"/>
         </w:pBdr>
       </w:pPr>
-      <w:r>
-        <w:t xml:space="preserve"> Candidate Models, Reasoning, Hyperparameters, and Validation</w:t>
+    </w:p>
+    <w:p>
+      <w:pPr>
+        <w:pStyle w:val="Heading1"/>
+        <w:pBdr>
+          <w:bottom w:val="single" w:sz="6" w:space="0" w:color="2E75B6"/>
+        </w:pBdr>
+      </w:pPr>
+      <w:r>
+        <w:t>Candidate Models, Reasoning, Hyperparameters, and Validation</w:t>
       </w:r>
     </w:p>
     <w:p>
@@ -3308,12 +3411,6 @@
         <w:gridCol w:w="3120"/>
       </w:tblGrid>
       <w:tr>
-        <w:tblPrEx>
-          <w:tblCellMar>
-            <w:top w:w="0" w:type="dxa"/>
-            <w:bottom w:w="0" w:type="dxa"/>
-          </w:tblCellMar>
-        </w:tblPrEx>
         <w:trPr>
           <w:tblHeader/>
         </w:trPr>
@@ -3400,12 +3497,6 @@
         </w:tc>
       </w:tr>
       <w:tr>
-        <w:tblPrEx>
-          <w:tblCellMar>
-            <w:top w:w="0" w:type="dxa"/>
-            <w:bottom w:w="0" w:type="dxa"/>
-          </w:tblCellMar>
-        </w:tblPrEx>
         <w:tc>
           <w:tcPr>
             <w:tcW w:w="3120" w:type="dxa"/>
@@ -3477,12 +3568,6 @@
         </w:tc>
       </w:tr>
       <w:tr>
-        <w:tblPrEx>
-          <w:tblCellMar>
-            <w:top w:w="0" w:type="dxa"/>
-            <w:bottom w:w="0" w:type="dxa"/>
-          </w:tblCellMar>
-        </w:tblPrEx>
         <w:tc>
           <w:tcPr>
             <w:tcW w:w="3120" w:type="dxa"/>
@@ -3557,12 +3642,6 @@
         </w:tc>
       </w:tr>
       <w:tr>
-        <w:tblPrEx>
-          <w:tblCellMar>
-            <w:top w:w="0" w:type="dxa"/>
-            <w:bottom w:w="0" w:type="dxa"/>
-          </w:tblCellMar>
-        </w:tblPrEx>
         <w:tc>
           <w:tcPr>
             <w:tcW w:w="3120" w:type="dxa"/>
@@ -3634,12 +3713,6 @@
         </w:tc>
       </w:tr>
       <w:tr>
-        <w:tblPrEx>
-          <w:tblCellMar>
-            <w:top w:w="0" w:type="dxa"/>
-            <w:bottom w:w="0" w:type="dxa"/>
-          </w:tblCellMar>
-        </w:tblPrEx>
         <w:tc>
           <w:tcPr>
             <w:tcW w:w="3120" w:type="dxa"/>
@@ -3708,34 +3781,12 @@
                 <w:sz w:val="20"/>
                 <w:szCs w:val="20"/>
               </w:rPr>
-              <w:t xml:space="preserve">Replaces </w:t>
-            </w:r>
-            <w:proofErr w:type="spellStart"/>
-            <w:r>
-              <w:rPr>
-                <w:sz w:val="20"/>
-                <w:szCs w:val="20"/>
-              </w:rPr>
-              <w:t>Flatten+Dense</w:t>
-            </w:r>
-            <w:proofErr w:type="spellEnd"/>
-            <w:r>
-              <w:rPr>
-                <w:sz w:val="20"/>
-                <w:szCs w:val="20"/>
-              </w:rPr>
-              <w:t xml:space="preserve"> — far fewer parameters, more stable training</w:t>
+              <w:t>Replaces Flatten+Dense — far fewer parameters, more stable training</w:t>
             </w:r>
           </w:p>
         </w:tc>
       </w:tr>
       <w:tr>
-        <w:tblPrEx>
-          <w:tblCellMar>
-            <w:top w:w="0" w:type="dxa"/>
-            <w:bottom w:w="0" w:type="dxa"/>
-          </w:tblCellMar>
-        </w:tblPrEx>
         <w:tc>
           <w:tcPr>
             <w:tcW w:w="3120" w:type="dxa"/>
@@ -3778,17 +3829,8 @@
                 <w:sz w:val="20"/>
                 <w:szCs w:val="20"/>
               </w:rPr>
-              <w:t xml:space="preserve">64 units, </w:t>
-            </w:r>
-            <w:proofErr w:type="spellStart"/>
-            <w:r>
-              <w:rPr>
-                <w:sz w:val="20"/>
-                <w:szCs w:val="20"/>
-              </w:rPr>
-              <w:t>ReLU</w:t>
-            </w:r>
-            <w:proofErr w:type="spellEnd"/>
+              <w:t>64 units, ReLU</w:t>
+            </w:r>
           </w:p>
         </w:tc>
         <w:tc>
@@ -3816,12 +3858,6 @@
         </w:tc>
       </w:tr>
       <w:tr>
-        <w:tblPrEx>
-          <w:tblCellMar>
-            <w:top w:w="0" w:type="dxa"/>
-            <w:bottom w:w="0" w:type="dxa"/>
-          </w:tblCellMar>
-        </w:tblPrEx>
         <w:tc>
           <w:tcPr>
             <w:tcW w:w="3120" w:type="dxa"/>
@@ -3896,12 +3932,6 @@
         </w:tc>
       </w:tr>
       <w:tr>
-        <w:tblPrEx>
-          <w:tblCellMar>
-            <w:top w:w="0" w:type="dxa"/>
-            <w:bottom w:w="0" w:type="dxa"/>
-          </w:tblCellMar>
-        </w:tblPrEx>
         <w:tc>
           <w:tcPr>
             <w:tcW w:w="3120" w:type="dxa"/>
@@ -3973,12 +4003,6 @@
         </w:tc>
       </w:tr>
       <w:tr>
-        <w:tblPrEx>
-          <w:tblCellMar>
-            <w:top w:w="0" w:type="dxa"/>
-            <w:bottom w:w="0" w:type="dxa"/>
-          </w:tblCellMar>
-        </w:tblPrEx>
         <w:tc>
           <w:tcPr>
             <w:tcW w:w="3120" w:type="dxa"/>
@@ -4023,23 +4047,7 @@
                 <w:sz w:val="20"/>
                 <w:szCs w:val="20"/>
               </w:rPr>
-              <w:t xml:space="preserve">Adam, </w:t>
-            </w:r>
-            <w:proofErr w:type="spellStart"/>
-            <w:r>
-              <w:rPr>
-                <w:sz w:val="20"/>
-                <w:szCs w:val="20"/>
-              </w:rPr>
-              <w:t>lr</w:t>
-            </w:r>
-            <w:proofErr w:type="spellEnd"/>
-            <w:r>
-              <w:rPr>
-                <w:sz w:val="20"/>
-                <w:szCs w:val="20"/>
-              </w:rPr>
-              <w:t>=0.001</w:t>
+              <w:t>Adam, lr=0.001</w:t>
             </w:r>
           </w:p>
         </w:tc>
@@ -4069,12 +4077,6 @@
         </w:tc>
       </w:tr>
       <w:tr>
-        <w:tblPrEx>
-          <w:tblCellMar>
-            <w:top w:w="0" w:type="dxa"/>
-            <w:bottom w:w="0" w:type="dxa"/>
-          </w:tblCellMar>
-        </w:tblPrEx>
         <w:tc>
           <w:tcPr>
             <w:tcW w:w="3120" w:type="dxa"/>
@@ -4117,17 +4119,8 @@
                 <w:sz w:val="20"/>
                 <w:szCs w:val="20"/>
               </w:rPr>
-              <w:t xml:space="preserve">Binary </w:t>
-            </w:r>
-            <w:proofErr w:type="spellStart"/>
-            <w:r>
-              <w:rPr>
-                <w:sz w:val="20"/>
-                <w:szCs w:val="20"/>
-              </w:rPr>
-              <w:t>crossentropy</w:t>
-            </w:r>
-            <w:proofErr w:type="spellEnd"/>
+              <w:t>Binary crossentropy</w:t>
+            </w:r>
           </w:p>
         </w:tc>
         <w:tc>
@@ -4155,12 +4148,6 @@
         </w:tc>
       </w:tr>
       <w:tr>
-        <w:tblPrEx>
-          <w:tblCellMar>
-            <w:top w:w="0" w:type="dxa"/>
-            <w:bottom w:w="0" w:type="dxa"/>
-          </w:tblCellMar>
-        </w:tblPrEx>
         <w:tc>
           <w:tcPr>
             <w:tcW w:w="3120" w:type="dxa"/>
@@ -4181,6 +4168,7 @@
                 <w:sz w:val="20"/>
                 <w:szCs w:val="20"/>
               </w:rPr>
+              <w:lastRenderedPageBreak/>
               <w:t>Epochs</w:t>
             </w:r>
           </w:p>
@@ -4235,12 +4223,6 @@
         </w:tc>
       </w:tr>
       <w:tr>
-        <w:tblPrEx>
-          <w:tblCellMar>
-            <w:top w:w="0" w:type="dxa"/>
-            <w:bottom w:w="0" w:type="dxa"/>
-          </w:tblCellMar>
-        </w:tblPrEx>
         <w:tc>
           <w:tcPr>
             <w:tcW w:w="3120" w:type="dxa"/>
@@ -4306,23 +4288,7 @@
                 <w:sz w:val="20"/>
                 <w:szCs w:val="20"/>
               </w:rPr>
-              <w:t xml:space="preserve">Addresses 2.9:1 </w:t>
-            </w:r>
-            <w:proofErr w:type="spellStart"/>
-            <w:r>
-              <w:rPr>
-                <w:sz w:val="20"/>
-                <w:szCs w:val="20"/>
-              </w:rPr>
-              <w:t>Pneumonia:Normal</w:t>
-            </w:r>
-            <w:proofErr w:type="spellEnd"/>
-            <w:r>
-              <w:rPr>
-                <w:sz w:val="20"/>
-                <w:szCs w:val="20"/>
-              </w:rPr>
-              <w:t xml:space="preserve"> imbalance</w:t>
+              <w:t>Addresses 2.9:1 Pneumonia:Normal imbalance</w:t>
             </w:r>
           </w:p>
         </w:tc>
@@ -4339,7 +4305,6 @@
         <w:spacing w:before="200"/>
       </w:pPr>
       <w:r>
-        <w:lastRenderedPageBreak/>
         <w:t xml:space="preserve">Model 2 — Transfer Learning </w:t>
       </w:r>
     </w:p>
@@ -4382,12 +4347,6 @@
         <w:gridCol w:w="3120"/>
       </w:tblGrid>
       <w:tr>
-        <w:tblPrEx>
-          <w:tblCellMar>
-            <w:top w:w="0" w:type="dxa"/>
-            <w:bottom w:w="0" w:type="dxa"/>
-          </w:tblCellMar>
-        </w:tblPrEx>
         <w:trPr>
           <w:tblHeader/>
         </w:trPr>
@@ -4474,12 +4433,6 @@
         </w:tc>
       </w:tr>
       <w:tr>
-        <w:tblPrEx>
-          <w:tblCellMar>
-            <w:top w:w="0" w:type="dxa"/>
-            <w:bottom w:w="0" w:type="dxa"/>
-          </w:tblCellMar>
-        </w:tblPrEx>
         <w:tc>
           <w:tcPr>
             <w:tcW w:w="3120" w:type="dxa"/>
@@ -4551,12 +4504,6 @@
         </w:tc>
       </w:tr>
       <w:tr>
-        <w:tblPrEx>
-          <w:tblCellMar>
-            <w:top w:w="0" w:type="dxa"/>
-            <w:bottom w:w="0" w:type="dxa"/>
-          </w:tblCellMar>
-        </w:tblPrEx>
         <w:tc>
           <w:tcPr>
             <w:tcW w:w="3120" w:type="dxa"/>
@@ -4631,12 +4578,6 @@
         </w:tc>
       </w:tr>
       <w:tr>
-        <w:tblPrEx>
-          <w:tblCellMar>
-            <w:top w:w="0" w:type="dxa"/>
-            <w:bottom w:w="0" w:type="dxa"/>
-          </w:tblCellMar>
-        </w:tblPrEx>
         <w:tc>
           <w:tcPr>
             <w:tcW w:w="3120" w:type="dxa"/>
@@ -4708,12 +4649,6 @@
         </w:tc>
       </w:tr>
       <w:tr>
-        <w:tblPrEx>
-          <w:tblCellMar>
-            <w:top w:w="0" w:type="dxa"/>
-            <w:bottom w:w="0" w:type="dxa"/>
-          </w:tblCellMar>
-        </w:tblPrEx>
         <w:tc>
           <w:tcPr>
             <w:tcW w:w="3120" w:type="dxa"/>
@@ -4788,12 +4723,6 @@
         </w:tc>
       </w:tr>
       <w:tr>
-        <w:tblPrEx>
-          <w:tblCellMar>
-            <w:top w:w="0" w:type="dxa"/>
-            <w:bottom w:w="0" w:type="dxa"/>
-          </w:tblCellMar>
-        </w:tblPrEx>
         <w:tc>
           <w:tcPr>
             <w:tcW w:w="3120" w:type="dxa"/>
@@ -4865,12 +4794,6 @@
         </w:tc>
       </w:tr>
       <w:tr>
-        <w:tblPrEx>
-          <w:tblCellMar>
-            <w:top w:w="0" w:type="dxa"/>
-            <w:bottom w:w="0" w:type="dxa"/>
-          </w:tblCellMar>
-        </w:tblPrEx>
         <w:tc>
           <w:tcPr>
             <w:tcW w:w="3120" w:type="dxa"/>
@@ -4915,23 +4838,7 @@
                 <w:sz w:val="20"/>
                 <w:szCs w:val="20"/>
               </w:rPr>
-              <w:t xml:space="preserve">Adam, </w:t>
-            </w:r>
-            <w:proofErr w:type="spellStart"/>
-            <w:r>
-              <w:rPr>
-                <w:sz w:val="20"/>
-                <w:szCs w:val="20"/>
-              </w:rPr>
-              <w:t>lr</w:t>
-            </w:r>
-            <w:proofErr w:type="spellEnd"/>
-            <w:r>
-              <w:rPr>
-                <w:sz w:val="20"/>
-                <w:szCs w:val="20"/>
-              </w:rPr>
-              <w:t>=0.001</w:t>
+              <w:t>Adam, lr=0.001</w:t>
             </w:r>
           </w:p>
         </w:tc>
@@ -4961,12 +4868,6 @@
         </w:tc>
       </w:tr>
       <w:tr>
-        <w:tblPrEx>
-          <w:tblCellMar>
-            <w:top w:w="0" w:type="dxa"/>
-            <w:bottom w:w="0" w:type="dxa"/>
-          </w:tblCellMar>
-        </w:tblPrEx>
         <w:tc>
           <w:tcPr>
             <w:tcW w:w="3120" w:type="dxa"/>
@@ -5009,17 +4910,8 @@
                 <w:sz w:val="20"/>
                 <w:szCs w:val="20"/>
               </w:rPr>
-              <w:t xml:space="preserve">Binary </w:t>
-            </w:r>
-            <w:proofErr w:type="spellStart"/>
-            <w:r>
-              <w:rPr>
-                <w:sz w:val="20"/>
-                <w:szCs w:val="20"/>
-              </w:rPr>
-              <w:t>crossentropy</w:t>
-            </w:r>
-            <w:proofErr w:type="spellEnd"/>
+              <w:t>Binary crossentropy</w:t>
+            </w:r>
           </w:p>
         </w:tc>
         <w:tc>
@@ -5047,12 +4939,6 @@
         </w:tc>
       </w:tr>
       <w:tr>
-        <w:tblPrEx>
-          <w:tblCellMar>
-            <w:top w:w="0" w:type="dxa"/>
-            <w:bottom w:w="0" w:type="dxa"/>
-          </w:tblCellMar>
-        </w:tblPrEx>
         <w:tc>
           <w:tcPr>
             <w:tcW w:w="3120" w:type="dxa"/>
@@ -5127,12 +5013,6 @@
         </w:tc>
       </w:tr>
       <w:tr>
-        <w:tblPrEx>
-          <w:tblCellMar>
-            <w:top w:w="0" w:type="dxa"/>
-            <w:bottom w:w="0" w:type="dxa"/>
-          </w:tblCellMar>
-        </w:tblPrEx>
         <w:tc>
           <w:tcPr>
             <w:tcW w:w="3120" w:type="dxa"/>
@@ -5224,29 +5104,8 @@
         <w:jc w:val="both"/>
       </w:pPr>
       <w:r>
-        <w:t xml:space="preserve">All hyperparameter choices (dropout rate, number of conv filters, number of dense units, learning rate) were selected based on validation-set performance only. The test set remained completely untouched until Section 8 (Final Evaluation). This is confirmed by the notebook structure  the </w:t>
-      </w:r>
-      <w:proofErr w:type="spellStart"/>
-      <w:r>
-        <w:t>evaluate_model</w:t>
-      </w:r>
-      <w:proofErr w:type="spellEnd"/>
-      <w:r>
-        <w:t xml:space="preserve">() function is called on </w:t>
-      </w:r>
-      <w:proofErr w:type="spellStart"/>
-      <w:r>
-        <w:t>test_ds</w:t>
-      </w:r>
-      <w:proofErr w:type="spellEnd"/>
-      <w:r>
-        <w:t xml:space="preserve"> only once per model, after all training is complete.</w:t>
-      </w:r>
-    </w:p>
-    <w:p>
-      <w:pPr>
-        <w:pageBreakBefore/>
-      </w:pPr>
+        <w:t>All hyperparameter choices (dropout rate, number of conv filters, number of dense units, learning rate) were selected based on validation-set performance only. The test set remained completely untouched until Section 8 (Final Evaluation). This is confirmed by the notebook structure  the evaluate_model() function is called on test_ds only once per model, after all training is complete.</w:t>
+      </w:r>
     </w:p>
     <w:p>
       <w:pPr>
@@ -5255,7 +5114,40 @@
           <w:bottom w:val="single" w:sz="6" w:space="0" w:color="2E75B6"/>
         </w:pBdr>
       </w:pPr>
-      <w:r>
+    </w:p>
+    <w:p>
+      <w:pPr>
+        <w:pStyle w:val="Heading1"/>
+        <w:pBdr>
+          <w:bottom w:val="single" w:sz="6" w:space="0" w:color="2E75B6"/>
+        </w:pBdr>
+      </w:pPr>
+    </w:p>
+    <w:p>
+      <w:pPr>
+        <w:pStyle w:val="Heading1"/>
+        <w:pBdr>
+          <w:bottom w:val="single" w:sz="6" w:space="0" w:color="2E75B6"/>
+        </w:pBdr>
+      </w:pPr>
+    </w:p>
+    <w:p>
+      <w:pPr>
+        <w:pStyle w:val="Heading1"/>
+        <w:pBdr>
+          <w:bottom w:val="single" w:sz="6" w:space="0" w:color="2E75B6"/>
+        </w:pBdr>
+      </w:pPr>
+    </w:p>
+    <w:p>
+      <w:pPr>
+        <w:pStyle w:val="Heading1"/>
+        <w:pBdr>
+          <w:bottom w:val="single" w:sz="6" w:space="0" w:color="2E75B6"/>
+        </w:pBdr>
+      </w:pPr>
+      <w:r>
+        <w:lastRenderedPageBreak/>
         <w:t>Final Metrics, Diagnostic Plots, Model Comparison, and Computational Cost</w:t>
       </w:r>
     </w:p>
@@ -5301,12 +5193,6 @@
         <w:gridCol w:w="2340"/>
       </w:tblGrid>
       <w:tr>
-        <w:tblPrEx>
-          <w:tblCellMar>
-            <w:top w:w="0" w:type="dxa"/>
-            <w:bottom w:w="0" w:type="dxa"/>
-          </w:tblCellMar>
-        </w:tblPrEx>
         <w:trPr>
           <w:tblHeader/>
         </w:trPr>
@@ -5420,12 +5306,6 @@
         </w:tc>
       </w:tr>
       <w:tr>
-        <w:tblPrEx>
-          <w:tblCellMar>
-            <w:top w:w="0" w:type="dxa"/>
-            <w:bottom w:w="0" w:type="dxa"/>
-          </w:tblCellMar>
-        </w:tblPrEx>
         <w:tc>
           <w:tcPr>
             <w:tcW w:w="2340" w:type="dxa"/>
@@ -5520,12 +5400,6 @@
         </w:tc>
       </w:tr>
       <w:tr>
-        <w:tblPrEx>
-          <w:tblCellMar>
-            <w:top w:w="0" w:type="dxa"/>
-            <w:bottom w:w="0" w:type="dxa"/>
-          </w:tblCellMar>
-        </w:tblPrEx>
         <w:tc>
           <w:tcPr>
             <w:tcW w:w="2340" w:type="dxa"/>
@@ -5624,12 +5498,6 @@
         </w:tc>
       </w:tr>
       <w:tr>
-        <w:tblPrEx>
-          <w:tblCellMar>
-            <w:top w:w="0" w:type="dxa"/>
-            <w:bottom w:w="0" w:type="dxa"/>
-          </w:tblCellMar>
-        </w:tblPrEx>
         <w:tc>
           <w:tcPr>
             <w:tcW w:w="2340" w:type="dxa"/>
@@ -5724,12 +5592,6 @@
         </w:tc>
       </w:tr>
       <w:tr>
-        <w:tblPrEx>
-          <w:tblCellMar>
-            <w:top w:w="0" w:type="dxa"/>
-            <w:bottom w:w="0" w:type="dxa"/>
-          </w:tblCellMar>
-        </w:tblPrEx>
         <w:tc>
           <w:tcPr>
             <w:tcW w:w="2340" w:type="dxa"/>
@@ -5828,12 +5690,6 @@
         </w:tc>
       </w:tr>
       <w:tr>
-        <w:tblPrEx>
-          <w:tblCellMar>
-            <w:top w:w="0" w:type="dxa"/>
-            <w:bottom w:w="0" w:type="dxa"/>
-          </w:tblCellMar>
-        </w:tblPrEx>
         <w:tc>
           <w:tcPr>
             <w:tcW w:w="2340" w:type="dxa"/>
@@ -5928,12 +5784,6 @@
         </w:tc>
       </w:tr>
       <w:tr>
-        <w:tblPrEx>
-          <w:tblCellMar>
-            <w:top w:w="0" w:type="dxa"/>
-            <w:bottom w:w="0" w:type="dxa"/>
-          </w:tblCellMar>
-        </w:tblPrEx>
         <w:tc>
           <w:tcPr>
             <w:tcW w:w="2340" w:type="dxa"/>
@@ -6032,12 +5882,6 @@
         </w:tc>
       </w:tr>
       <w:tr>
-        <w:tblPrEx>
-          <w:tblCellMar>
-            <w:top w:w="0" w:type="dxa"/>
-            <w:bottom w:w="0" w:type="dxa"/>
-          </w:tblCellMar>
-        </w:tblPrEx>
         <w:tc>
           <w:tcPr>
             <w:tcW w:w="2340" w:type="dxa"/>
@@ -6144,7 +5988,10 @@
     </w:p>
     <w:p>
       <w:pPr>
-        <w:pageBreakBefore/>
+        <w:pStyle w:val="Heading1"/>
+        <w:pBdr>
+          <w:bottom w:val="single" w:sz="6" w:space="0" w:color="2E75B6"/>
+        </w:pBdr>
       </w:pPr>
     </w:p>
     <w:p>
@@ -6201,15 +6048,7 @@
         <w:t xml:space="preserve">False Positives (unnecessary alarm): </w:t>
       </w:r>
       <w:r>
-        <w:t xml:space="preserve">A Normal patient is predicted Pneumonia. These lead to unnecessary follow-up investigations. The Grad-CAM analysis shows false positives often occur when rib shadows or imaging artefacts create </w:t>
-      </w:r>
-      <w:proofErr w:type="spellStart"/>
-      <w:r>
-        <w:t>localised</w:t>
-      </w:r>
-      <w:proofErr w:type="spellEnd"/>
-      <w:r>
-        <w:t xml:space="preserve"> opacity-like patterns. This is manageable in a screening setting but must be disclosed.</w:t>
+        <w:t>A Normal patient is predicted Pneumonia. These lead to unnecessary follow-up investigations. The Grad-CAM analysis shows false positives often occur when rib shadows or imaging artefacts create localised opacity-like patterns. This is manageable in a screening setting but must be disclosed.</w:t>
       </w:r>
     </w:p>
     <w:p>
@@ -6278,15 +6117,8 @@
         <w:spacing w:after="80"/>
       </w:pPr>
       <w:r>
-        <w:t>The train/</w:t>
-      </w:r>
-      <w:proofErr w:type="spellStart"/>
-      <w:r>
-        <w:t>val</w:t>
-      </w:r>
-      <w:proofErr w:type="spellEnd"/>
-      <w:r>
-        <w:t xml:space="preserve">/test split is representative of the population </w:t>
+        <w:lastRenderedPageBreak/>
+        <w:t xml:space="preserve">The train/val/test split is representative of the population </w:t>
       </w:r>
       <w:r>
         <w:t>,</w:t>
@@ -6332,15 +6164,7 @@
         <w:spacing w:after="80"/>
       </w:pPr>
       <w:r>
-        <w:t xml:space="preserve">Geographic bias: dataset collected from a single Chinese </w:t>
-      </w:r>
-      <w:proofErr w:type="spellStart"/>
-      <w:r>
-        <w:t>paediatric</w:t>
-      </w:r>
-      <w:proofErr w:type="spellEnd"/>
-      <w:r>
-        <w:t xml:space="preserve"> hospital. Model may perform differently on images from other institutions or imaging equipment.</w:t>
+        <w:t>Geographic bias: dataset collected from a single Chinese paediatric hospital. Model may perform differently on images from other institutions or imaging equipment.</w:t>
       </w:r>
     </w:p>
     <w:p>
@@ -6438,7 +6262,6 @@
         <w:spacing w:after="80"/>
       </w:pPr>
       <w:r>
-        <w:lastRenderedPageBreak/>
         <w:t>No external validation: the model has not been tested on an independent chest X-ray dataset from a different institution. Zero-shot generalization cannot be claimed.</w:t>
       </w:r>
     </w:p>
@@ -6459,11 +6282,6 @@
       <w:r>
         <w:t>This model is suitable only as a diagnostic screening aid to flag potential pneumonia cases for radiologist review. It must not be used as the sole basis for clinical diagnosis, treatment decisions, or medication. Output should always be reviewed by a qualified medical professional.</w:t>
       </w:r>
-    </w:p>
-    <w:p>
-      <w:pPr>
-        <w:pageBreakBefore/>
-      </w:pPr>
     </w:p>
     <w:p>
       <w:pPr>
@@ -6472,8 +6290,24 @@
           <w:bottom w:val="single" w:sz="6" w:space="0" w:color="2E75B6"/>
         </w:pBdr>
       </w:pPr>
-      <w:r>
-        <w:t xml:space="preserve"> Reproducibility Information</w:t>
+    </w:p>
+    <w:p>
+      <w:pPr>
+        <w:pStyle w:val="Heading1"/>
+        <w:pBdr>
+          <w:bottom w:val="single" w:sz="6" w:space="0" w:color="2E75B6"/>
+        </w:pBdr>
+      </w:pPr>
+    </w:p>
+    <w:p>
+      <w:pPr>
+        <w:pStyle w:val="Heading1"/>
+        <w:pBdr>
+          <w:bottom w:val="single" w:sz="6" w:space="0" w:color="2E75B6"/>
+        </w:pBdr>
+      </w:pPr>
+      <w:r>
+        <w:t>Reproducibility Information</w:t>
       </w:r>
     </w:p>
     <w:tbl>
@@ -6498,12 +6332,6 @@
         <w:gridCol w:w="5303"/>
       </w:tblGrid>
       <w:tr>
-        <w:tblPrEx>
-          <w:tblCellMar>
-            <w:top w:w="0" w:type="dxa"/>
-            <w:bottom w:w="0" w:type="dxa"/>
-          </w:tblCellMar>
-        </w:tblPrEx>
         <w:trPr>
           <w:tblHeader/>
         </w:trPr>
@@ -6563,12 +6391,6 @@
         </w:tc>
       </w:tr>
       <w:tr>
-        <w:tblPrEx>
-          <w:tblCellMar>
-            <w:top w:w="0" w:type="dxa"/>
-            <w:bottom w:w="0" w:type="dxa"/>
-          </w:tblCellMar>
-        </w:tblPrEx>
         <w:tc>
           <w:tcPr>
             <w:tcW w:w="4680" w:type="dxa"/>
@@ -6617,12 +6439,6 @@
         </w:tc>
       </w:tr>
       <w:tr>
-        <w:tblPrEx>
-          <w:tblCellMar>
-            <w:top w:w="0" w:type="dxa"/>
-            <w:bottom w:w="0" w:type="dxa"/>
-          </w:tblCellMar>
-        </w:tblPrEx>
         <w:tc>
           <w:tcPr>
             <w:tcW w:w="4680" w:type="dxa"/>
@@ -6673,12 +6489,6 @@
         </w:tc>
       </w:tr>
       <w:tr>
-        <w:tblPrEx>
-          <w:tblCellMar>
-            <w:top w:w="0" w:type="dxa"/>
-            <w:bottom w:w="0" w:type="dxa"/>
-          </w:tblCellMar>
-        </w:tblPrEx>
         <w:tc>
           <w:tcPr>
             <w:tcW w:w="4680" w:type="dxa"/>
@@ -6727,12 +6537,6 @@
         </w:tc>
       </w:tr>
       <w:tr>
-        <w:tblPrEx>
-          <w:tblCellMar>
-            <w:top w:w="0" w:type="dxa"/>
-            <w:bottom w:w="0" w:type="dxa"/>
-          </w:tblCellMar>
-        </w:tblPrEx>
         <w:tc>
           <w:tcPr>
             <w:tcW w:w="4680" w:type="dxa"/>
@@ -6783,12 +6587,6 @@
         </w:tc>
       </w:tr>
       <w:tr>
-        <w:tblPrEx>
-          <w:tblCellMar>
-            <w:top w:w="0" w:type="dxa"/>
-            <w:bottom w:w="0" w:type="dxa"/>
-          </w:tblCellMar>
-        </w:tblPrEx>
         <w:tc>
           <w:tcPr>
             <w:tcW w:w="4680" w:type="dxa"/>
@@ -6837,12 +6635,6 @@
         </w:tc>
       </w:tr>
       <w:tr>
-        <w:tblPrEx>
-          <w:tblCellMar>
-            <w:top w:w="0" w:type="dxa"/>
-            <w:bottom w:w="0" w:type="dxa"/>
-          </w:tblCellMar>
-        </w:tblPrEx>
         <w:tc>
           <w:tcPr>
             <w:tcW w:w="4680" w:type="dxa"/>
@@ -6893,12 +6685,6 @@
         </w:tc>
       </w:tr>
       <w:tr>
-        <w:tblPrEx>
-          <w:tblCellMar>
-            <w:top w:w="0" w:type="dxa"/>
-            <w:bottom w:w="0" w:type="dxa"/>
-          </w:tblCellMar>
-        </w:tblPrEx>
         <w:tc>
           <w:tcPr>
             <w:tcW w:w="4680" w:type="dxa"/>
@@ -6947,12 +6733,6 @@
         </w:tc>
       </w:tr>
       <w:tr>
-        <w:tblPrEx>
-          <w:tblCellMar>
-            <w:top w:w="0" w:type="dxa"/>
-            <w:bottom w:w="0" w:type="dxa"/>
-          </w:tblCellMar>
-        </w:tblPrEx>
         <w:tc>
           <w:tcPr>
             <w:tcW w:w="4680" w:type="dxa"/>
@@ -6973,6 +6753,7 @@
                 <w:sz w:val="20"/>
                 <w:szCs w:val="20"/>
               </w:rPr>
+              <w:lastRenderedPageBreak/>
               <w:t>Platform</w:t>
             </w:r>
           </w:p>
@@ -6997,34 +6778,12 @@
                 <w:sz w:val="20"/>
                 <w:szCs w:val="20"/>
               </w:rPr>
-              <w:t xml:space="preserve">Google </w:t>
-            </w:r>
-            <w:proofErr w:type="spellStart"/>
-            <w:r>
-              <w:rPr>
-                <w:sz w:val="20"/>
-                <w:szCs w:val="20"/>
-              </w:rPr>
-              <w:t>Colab</w:t>
-            </w:r>
-            <w:proofErr w:type="spellEnd"/>
-            <w:r>
-              <w:rPr>
-                <w:sz w:val="20"/>
-                <w:szCs w:val="20"/>
-              </w:rPr>
-              <w:t xml:space="preserve"> (T4 GPU)</w:t>
+              <w:t>Google Colab (T4 GPU)</w:t>
             </w:r>
           </w:p>
         </w:tc>
       </w:tr>
       <w:tr>
-        <w:tblPrEx>
-          <w:tblCellMar>
-            <w:top w:w="0" w:type="dxa"/>
-            <w:bottom w:w="0" w:type="dxa"/>
-          </w:tblCellMar>
-        </w:tblPrEx>
         <w:tc>
           <w:tcPr>
             <w:tcW w:w="4680" w:type="dxa"/>
@@ -7105,13 +6864,8 @@
         </w:numPr>
         <w:spacing w:after="80"/>
       </w:pPr>
-      <w:proofErr w:type="spellStart"/>
-      <w:r>
-        <w:t>Pediatric_pneumonia_detection_final.ipynb</w:t>
-      </w:r>
-      <w:proofErr w:type="spellEnd"/>
-      <w:r>
-        <w:t xml:space="preserve"> — main notebook, runs top to bottom</w:t>
+      <w:r>
+        <w:t>Pediatric_pneumonia_detection_final.ipynb — main notebook, runs top to bottom</w:t>
       </w:r>
     </w:p>
     <w:p>
@@ -7123,13 +6877,8 @@
         </w:numPr>
         <w:spacing w:after="80"/>
       </w:pPr>
-      <w:proofErr w:type="spellStart"/>
-      <w:r>
-        <w:t>simple_cnn_model.keras</w:t>
-      </w:r>
-      <w:proofErr w:type="spellEnd"/>
-      <w:r>
-        <w:t xml:space="preserve"> — saved Simple CNN </w:t>
+      <w:r>
+        <w:t xml:space="preserve">simple_cnn_model.keras — saved Simple CNN </w:t>
       </w:r>
     </w:p>
     <w:p>
@@ -7141,13 +6890,8 @@
         </w:numPr>
         <w:spacing w:after="80"/>
       </w:pPr>
-      <w:proofErr w:type="spellStart"/>
-      <w:r>
-        <w:t>transfer_model.keras</w:t>
-      </w:r>
-      <w:proofErr w:type="spellEnd"/>
-      <w:r>
-        <w:t xml:space="preserve"> — saved Transfer Learning model </w:t>
+      <w:r>
+        <w:t xml:space="preserve">transfer_model.keras — saved Transfer Learning model </w:t>
       </w:r>
     </w:p>
     <w:p>
@@ -7212,15 +6956,7 @@
         <w:t>,</w:t>
       </w:r>
       <w:r>
-        <w:t xml:space="preserve"> demonstrating that the commonly used original </w:t>
-      </w:r>
-      <w:proofErr w:type="spellStart"/>
-      <w:r>
-        <w:t>Kermany</w:t>
-      </w:r>
-      <w:proofErr w:type="spellEnd"/>
-      <w:r>
-        <w:t xml:space="preserve"> train/test split contains 264 patient-level overlaps, and that correcting this leakage produces more honest accuracy estimates </w:t>
+        <w:t xml:space="preserve"> demonstrating that the commonly used original Kermany train/test split contains 264 patient-level overlaps, and that correcting this leakage produces more honest accuracy estimates </w:t>
       </w:r>
       <w:r>
         <w:t>,</w:t>
@@ -7344,17 +7080,29 @@
     </w:p>
     <w:p>
       <w:pPr>
-        <w:pageBreakBefore/>
-      </w:pPr>
-    </w:p>
-    <w:p>
-      <w:pPr>
         <w:pStyle w:val="Heading1"/>
         <w:pBdr>
           <w:bottom w:val="single" w:sz="6" w:space="0" w:color="2E75B6"/>
         </w:pBdr>
       </w:pPr>
-      <w:r>
+    </w:p>
+    <w:p>
+      <w:pPr>
+        <w:pStyle w:val="Heading1"/>
+        <w:pBdr>
+          <w:bottom w:val="single" w:sz="6" w:space="0" w:color="2E75B6"/>
+        </w:pBdr>
+      </w:pPr>
+    </w:p>
+    <w:p>
+      <w:pPr>
+        <w:pStyle w:val="Heading1"/>
+        <w:pBdr>
+          <w:bottom w:val="single" w:sz="6" w:space="0" w:color="2E75B6"/>
+        </w:pBdr>
+      </w:pPr>
+      <w:r>
+        <w:lastRenderedPageBreak/>
         <w:t xml:space="preserve">12. References </w:t>
       </w:r>
     </w:p>
@@ -7373,15 +7121,7 @@
         <w:jc w:val="both"/>
       </w:pPr>
       <w:r>
-        <w:t xml:space="preserve">[1] </w:t>
-      </w:r>
-      <w:proofErr w:type="spellStart"/>
-      <w:r>
-        <w:t>Kermany</w:t>
-      </w:r>
-      <w:proofErr w:type="spellEnd"/>
-      <w:r>
-        <w:t>, D.S., Goldbaum, M., Cai, W., et al. (2018). Identifying Medical Diagnoses and Treatable Diseases by Image-Based Deep Learning. Cell, 172(5), 1122–1131. https://doi.org/10.1016/j.cell.2018.02.010</w:t>
+        <w:t>[1] Kermany, D.S., Goldbaum, M., Cai, W., et al. (2018). Identifying Medical Diagnoses and Treatable Diseases by Image-Based Deep Learning. Cell, 172(5), 1122–1131. https://doi.org/10.1016/j.cell.2018.02.010</w:t>
       </w:r>
     </w:p>
     <w:p>
@@ -7401,23 +7141,7 @@
         <w:t xml:space="preserve"> </w:t>
       </w:r>
       <w:r>
-        <w:t xml:space="preserve">Dataset: </w:t>
-      </w:r>
-      <w:proofErr w:type="spellStart"/>
-      <w:r>
-        <w:t>paultimothymooney</w:t>
-      </w:r>
-      <w:proofErr w:type="spellEnd"/>
-      <w:r>
-        <w:t>/chest-</w:t>
-      </w:r>
-      <w:proofErr w:type="spellStart"/>
-      <w:r>
-        <w:t>xray</w:t>
-      </w:r>
-      <w:proofErr w:type="spellEnd"/>
-      <w:r>
-        <w:t>-pneumonia. https://www.kaggle.com/datasets/paultimothymooney/chest-xray-pneumonia (CC BY 4.0)</w:t>
+        <w:t>Dataset: paultimothymooney/chest-xray-pneumonia. https://www.kaggle.com/datasets/paultimothymooney/chest-xray-pneumonia (CC BY 4.0)</w:t>
       </w:r>
     </w:p>
     <w:p>
@@ -7509,12 +7233,6 @@
         <w:rPr>
           <w:lang w:val="sv-SE"/>
         </w:rPr>
-      </w:pPr>
-    </w:p>
-    <w:p>
-      <w:pPr>
-        <w:pStyle w:val="Heading2"/>
-        <w:spacing w:before="200"/>
       </w:pPr>
     </w:p>
     <w:p>
@@ -8280,6 +7998,7 @@
   <w:style w:type="paragraph" w:default="1" w:styleId="Normal">
     <w:name w:val="Normal"/>
     <w:qFormat/>
+    <w:rsid w:val="0075070E"/>
   </w:style>
   <w:style w:type="paragraph" w:styleId="Heading1">
     <w:name w:val="heading 1"/>
